--- a/Trabalho Unificado/notebooks/Texto do trabalho Python.docx
+++ b/Trabalho Unificado/notebooks/Texto do trabalho Python.docx
@@ -183,73 +183,11 @@
       </w:pPr>
       <w:r>
         <w:rPr/>
-        <w:t xml:space="preserve">A análise começará mostrando </w:t>
-      </w:r>
-      <w:r>
-        <w:rPr/>
-        <w:t>o crescimento populacional por Continente</w:t>
-      </w:r>
-      <w:r>
-        <w:rPr/>
-        <w:t xml:space="preserve"> de 1953 a 2007. Em seguida, visualizaremos o crescimento da Longevidade </w:t>
-      </w:r>
-      <w:r>
-        <w:rPr/>
-        <w:t xml:space="preserve">por Continente, no mesmo período. Observou-se então, </w:t>
-      </w:r>
-      <w:r>
-        <w:rPr/>
-        <w:t>que o continente asiático é o mais populoso, e então fizemos uma análise dos países mais populosos deste continente</w:t>
-      </w:r>
-      <w:r>
-        <w:rPr/>
-        <w:t>, e depois a mesma análise foi aplicada</w:t>
-      </w:r>
-      <w:r>
-        <w:rPr/>
-        <w:t xml:space="preserve"> aos países</w:t>
-      </w:r>
-      <w:r>
-        <w:rPr/>
-        <w:t xml:space="preserve"> oceânicos</w:t>
-      </w:r>
-      <w:r>
-        <w:rPr/>
-        <w:t xml:space="preserve"> e</w:t>
-      </w:r>
-      <w:r>
-        <w:rPr/>
-        <w:t xml:space="preserve"> europeu</w:t>
-      </w:r>
-      <w:r>
-        <w:rPr/>
-        <w:t>.</w:t>
-      </w:r>
-    </w:p>
-    <w:p>
-      <w:pPr>
-        <w:pStyle w:val="Normal"/>
-        <w:suppressLineNumbers w:val="0"/>
-        <w:bidi w:val="0"/>
-        <w:spacing w:before="0" w:beforeAutospacing="off" w:after="160" w:afterAutospacing="off" w:line="279" w:lineRule="auto"/>
-        <w:ind w:left="0" w:right="0"/>
-        <w:jc w:val="left"/>
-      </w:pPr>
-      <w:r>
-        <w:rPr/>
-        <w:t xml:space="preserve">Logo depois começamos as análises de </w:t>
-      </w:r>
-      <w:r>
-        <w:rPr/>
-        <w:t xml:space="preserve">PIB e encontramos uma disparidade com relação ao Kwait, que apresentou números muito altos destoando dos demais países. Pesquisamos então a fonte de dados </w:t>
-      </w:r>
-      <w:r>
-        <w:rPr/>
-        <w:t>Gap</w:t>
-      </w:r>
-      <w:r>
-        <w:rPr/>
-        <w:t>minder</w:t>
+        <w:t xml:space="preserve">Assim que começamos as análises exploratória encontramos uma disparidade com relação ao PIB do Kwait, que apresentou números muito altos destoando dos demais países. Pesquisamos então a fonte de dados </w:t>
+      </w:r>
+      <w:r>
+        <w:rPr/>
+        <w:t>Gapminder</w:t>
       </w:r>
       <w:r>
         <w:rPr/>
@@ -265,7 +203,7 @@
         </w:rPr>
         <w:t>'</w:t>
       </w:r>
-      <w:hyperlink r:id="R021ae744d3dc4a72">
+      <w:hyperlink r:id="Ra2e0a9a068a9458c">
         <w:r>
           <w:rPr>
             <w:rStyle w:val="Hyperlink"/>
@@ -280,15 +218,7 @@
       </w:hyperlink>
       <w:r>
         <w:rPr/>
-        <w:t>)</w:t>
-      </w:r>
-      <w:r>
-        <w:rPr/>
-        <w:t xml:space="preserve"> e encontramos dados diferentes da base que foi disposta para a execução deste trabalho. Então, apresentaremos um comparativo entre as bases de dados</w:t>
-      </w:r>
-      <w:r>
-        <w:rPr/>
-        <w:t>, e o grupo decidiu retirar este país das análises seguintes para não interferir nos valores médios buscados.</w:t>
+        <w:t>) e encontramos dados diferentes da base que foi disposta para a execução deste trabalho. Então, apresentaremos um comparativo entre as bases de dados, e o grupo decidiu retirar este país das análises seguintes para não interferir nos valores médios buscados.</w:t>
       </w:r>
     </w:p>
     <w:p>
@@ -302,7 +232,47 @@
       </w:pPr>
       <w:r>
         <w:rPr/>
-        <w:t>Com isso, serão apresentados as análises e gráficos de 10 países com maior destaque no PIB nos diferentes anos consultados, bem como suas evoluções.</w:t>
+        <w:t xml:space="preserve">A análise começará mostrando </w:t>
+      </w:r>
+      <w:r>
+        <w:rPr/>
+        <w:t>o crescimento populacional por Continente</w:t>
+      </w:r>
+      <w:r>
+        <w:rPr/>
+        <w:t xml:space="preserve"> de 1953 a 2007. Em seguida, visualizaremos o crescimento da Longevidade </w:t>
+      </w:r>
+      <w:r>
+        <w:rPr/>
+        <w:t xml:space="preserve">por Continente, no mesmo período. Observou-se então, </w:t>
+      </w:r>
+      <w:r>
+        <w:rPr/>
+        <w:t>que o continente asiático é o mais populoso, e então fizemos uma análise dos países mais populosos deste continente</w:t>
+      </w:r>
+      <w:r>
+        <w:rPr/>
+        <w:t>, e depois a mesma análise foi aplicada</w:t>
+      </w:r>
+      <w:r>
+        <w:rPr/>
+        <w:t xml:space="preserve"> aos países</w:t>
+      </w:r>
+      <w:r>
+        <w:rPr/>
+        <w:t xml:space="preserve"> oceânicos</w:t>
+      </w:r>
+      <w:r>
+        <w:rPr/>
+        <w:t xml:space="preserve"> e</w:t>
+      </w:r>
+      <w:r>
+        <w:rPr/>
+        <w:t xml:space="preserve"> europeu</w:t>
+      </w:r>
+      <w:r>
+        <w:rPr/>
+        <w:t>.</w:t>
       </w:r>
     </w:p>
     <w:p>
@@ -316,15 +286,7 @@
       </w:pPr>
       <w:r>
         <w:rPr/>
-        <w:t>Na sequência exploramos os dados relacionados à expectativa de vida, e foram observadas relações diretas com o PIB</w:t>
-      </w:r>
-      <w:r>
-        <w:rPr/>
-        <w:t xml:space="preserve">. Quanto maior a renda per capita de um país, </w:t>
-      </w:r>
-      <w:r>
-        <w:rPr/>
-        <w:t>maior é a expectativa de vida.</w:t>
+        <w:t>Com isso, serão apresentados as análises e gráficos de 10 países com maior destaque no PIB nos diferentes anos consultados, bem como suas evoluções.</w:t>
       </w:r>
     </w:p>
     <w:p>
@@ -336,35 +298,28 @@
         <w:ind w:left="0" w:right="0"/>
         <w:jc w:val="left"/>
       </w:pPr>
+      <w:r>
+        <w:rPr/>
+        <w:t>Na sequência exploramos os dados relacionados à expectativa de vida, e foram observadas relações diretas com o PIB</w:t>
+      </w:r>
+      <w:r>
+        <w:rPr/>
+        <w:t xml:space="preserve">. Quanto maior a renda per capita de um país, </w:t>
+      </w:r>
+      <w:r>
+        <w:rPr/>
+        <w:t>maior é a expectativa de vida.</w:t>
+      </w:r>
     </w:p>
     <w:p>
       <w:pPr>
-        <w:pStyle w:val="ListParagraph"/>
-        <w:numPr>
-          <w:ilvl w:val="0"/>
-          <w:numId w:val="3"/>
-        </w:numPr>
+        <w:pStyle w:val="Normal"/>
+        <w:suppressLineNumbers w:val="0"/>
         <w:bidi w:val="0"/>
-        <w:spacing w:before="0" w:beforeAutospacing="off" w:after="0" w:afterAutospacing="off"/>
+        <w:spacing w:before="0" w:beforeAutospacing="off" w:after="160" w:afterAutospacing="off" w:line="279" w:lineRule="auto"/>
+        <w:ind w:left="0" w:right="0"/>
         <w:jc w:val="left"/>
-        <w:rPr>
-          <w:rFonts w:ascii="Aptos" w:hAnsi="Aptos" w:eastAsia="Aptos" w:cs="Aptos"/>
-          <w:noProof w:val="0"/>
-          <w:sz w:val="24"/>
-          <w:szCs w:val="24"/>
-          <w:lang w:val="pt-BR"/>
-        </w:rPr>
-      </w:pPr>
-      <w:r>
-        <w:rPr>
-          <w:rFonts w:ascii="Aptos" w:hAnsi="Aptos" w:eastAsia="Aptos" w:cs="Aptos"/>
-          <w:noProof w:val="0"/>
-          <w:sz w:val="24"/>
-          <w:szCs w:val="24"/>
-          <w:lang w:val="pt-BR"/>
-        </w:rPr>
-        <w:t>Coleta, Limpeza e Análise Exploratória (AED)</w:t>
-      </w:r>
+      </w:pPr>
     </w:p>
     <w:p>
       <w:pPr>
@@ -1081,7 +1036,7 @@
     <w:name w:val="List Paragraph"/>
     <w:basedOn w:val="Normal"/>
     <w:qFormat/>
-    <w:rsid w:val="4A1D9D77"/>
+    <w:rsid w:val="37836012"/>
     <w:pPr>
       <w:spacing/>
       <w:ind w:left="720"/>
@@ -1093,7 +1048,7 @@
     <w:name w:val="Hyperlink"/>
     <w:basedOn w:val="DefaultParagraphFont"/>
     <w:unhideWhenUsed/>
-    <w:rsid w:val="4A1D9D77"/>
+    <w:rsid w:val="37836012"/>
     <w:rPr>
       <w:color w:val="467886"/>
       <w:u w:val="single"/>
